--- a/docs/领导决策摘要.docx
+++ b/docs/领导决策摘要.docx
@@ -129,6 +129,363 @@
         <w:t xml:space="preserve">一套系统解决实操人员从需求到入职的全流程管理，自动驱动各角色按时完成操作，杜绝信息不同步、反馈遗漏、用工风险。</w:t>
       </w:r>
     </w:p>
+    <w:p>
+      <w:pPr>
+        <w:spacing w:after="80" w:before="80"/>
+      </w:pPr>
+    </w:p>
+    <w:p>
+      <w:pPr>
+        <w:pStyle w:val="Heading2"/>
+        <w:spacing w:after="80" w:before="200"/>
+      </w:pPr>
+      <w:r>
+        <w:rPr>
+          <w:rFonts w:ascii="Microsoft YaHei" w:cs="Microsoft YaHei" w:eastAsia="Microsoft YaHei" w:hAnsi="Microsoft YaHei"/>
+          <w:b/>
+          <w:bCs/>
+          <w:color w:val="1a56c4"/>
+          <w:sz w:val="26"/>
+          <w:szCs w:val="26"/>
+        </w:rPr>
+        <w:t xml:space="preserve">近期功能升级（2026年8月）</w:t>
+      </w:r>
+    </w:p>
+    <w:tbl>
+      <w:tblPr>
+        <w:tblW w:type="pct" w:w="100%"/>
+        <w:tblBorders>
+          <w:top w:val="single" w:color="auto" w:sz="4"/>
+          <w:left w:val="single" w:color="auto" w:sz="4"/>
+          <w:bottom w:val="single" w:color="auto" w:sz="4"/>
+          <w:right w:val="single" w:color="auto" w:sz="4"/>
+          <w:insideH w:val="single" w:color="auto" w:sz="4"/>
+          <w:insideV w:val="single" w:color="auto" w:sz="4"/>
+        </w:tblBorders>
+      </w:tblPr>
+      <w:tblGrid>
+        <w:gridCol w:w="100"/>
+        <w:gridCol w:w="100"/>
+        <w:gridCol w:w="100"/>
+      </w:tblGrid>
+      <w:tr>
+        <w:tc>
+          <w:tcPr>
+            <w:tcW w:type="pct" w:w="22%"/>
+            <w:shd w:fill="1a56c4" w:color="auto" w:val="clear"/>
+            <w:tcMar>
+              <w:top w:type="dxa" w:w="60"/>
+              <w:left w:type="dxa" w:w="80"/>
+              <w:bottom w:type="dxa" w:w="60"/>
+              <w:right w:type="dxa" w:w="80"/>
+            </w:tcMar>
+          </w:tcPr>
+          <w:p>
+            <w:pPr>
+              <w:jc w:val="center"/>
+            </w:pPr>
+            <w:r>
+              <w:rPr>
+                <w:rFonts w:ascii="Microsoft YaHei" w:cs="Microsoft YaHei" w:eastAsia="Microsoft YaHei" w:hAnsi="Microsoft YaHei"/>
+                <w:b/>
+                <w:bCs/>
+                <w:color w:val="FFFFFF"/>
+                <w:sz w:val="20"/>
+                <w:szCs w:val="20"/>
+              </w:rPr>
+              <w:t xml:space="preserve">功能</w:t>
+            </w:r>
+          </w:p>
+        </w:tc>
+        <w:tc>
+          <w:tcPr>
+            <w:tcW w:type="pct" w:w="42%"/>
+            <w:shd w:fill="1a56c4" w:color="auto" w:val="clear"/>
+            <w:tcMar>
+              <w:top w:type="dxa" w:w="60"/>
+              <w:left w:type="dxa" w:w="80"/>
+              <w:bottom w:type="dxa" w:w="60"/>
+              <w:right w:type="dxa" w:w="80"/>
+            </w:tcMar>
+          </w:tcPr>
+          <w:p>
+            <w:pPr>
+              <w:jc w:val="center"/>
+            </w:pPr>
+            <w:r>
+              <w:rPr>
+                <w:rFonts w:ascii="Microsoft YaHei" w:cs="Microsoft YaHei" w:eastAsia="Microsoft YaHei" w:hAnsi="Microsoft YaHei"/>
+                <w:b/>
+                <w:bCs/>
+                <w:color w:val="FFFFFF"/>
+                <w:sz w:val="20"/>
+                <w:szCs w:val="20"/>
+              </w:rPr>
+              <w:t xml:space="preserve">说明</w:t>
+            </w:r>
+          </w:p>
+        </w:tc>
+        <w:tc>
+          <w:tcPr>
+            <w:tcW w:type="pct" w:w="36%"/>
+            <w:shd w:fill="1a56c4" w:color="auto" w:val="clear"/>
+            <w:tcMar>
+              <w:top w:type="dxa" w:w="60"/>
+              <w:left w:type="dxa" w:w="80"/>
+              <w:bottom w:type="dxa" w:w="60"/>
+              <w:right w:type="dxa" w:w="80"/>
+            </w:tcMar>
+          </w:tcPr>
+          <w:p>
+            <w:pPr>
+              <w:jc w:val="center"/>
+            </w:pPr>
+            <w:r>
+              <w:rPr>
+                <w:rFonts w:ascii="Microsoft YaHei" w:cs="Microsoft YaHei" w:eastAsia="Microsoft YaHei" w:hAnsi="Microsoft YaHei"/>
+                <w:b/>
+                <w:bCs/>
+                <w:color w:val="FFFFFF"/>
+                <w:sz w:val="20"/>
+                <w:szCs w:val="20"/>
+              </w:rPr>
+              <w:t xml:space="preserve">价值</w:t>
+            </w:r>
+          </w:p>
+        </w:tc>
+      </w:tr>
+      <w:tr>
+        <w:tc>
+          <w:tcPr>
+            <w:tcMar>
+              <w:top w:type="dxa" w:w="50"/>
+              <w:left w:type="dxa" w:w="80"/>
+              <w:bottom w:type="dxa" w:w="50"/>
+              <w:right w:type="dxa" w:w="80"/>
+            </w:tcMar>
+          </w:tcPr>
+          <w:p>
+            <w:pPr>
+              <w:jc w:val="left"/>
+            </w:pPr>
+            <w:r>
+              <w:rPr>
+                <w:rFonts w:ascii="Microsoft YaHei" w:cs="Microsoft YaHei" w:eastAsia="Microsoft YaHei" w:hAnsi="Microsoft YaHei"/>
+                <w:b/>
+                <w:bCs/>
+                <w:color w:val="1a1a2e"/>
+                <w:sz w:val="20"/>
+                <w:szCs w:val="20"/>
+              </w:rPr>
+              <w:t xml:space="preserve">简历电子化归档</w:t>
+            </w:r>
+          </w:p>
+        </w:tc>
+        <w:tc>
+          <w:tcPr>
+            <w:tcMar>
+              <w:top w:type="dxa" w:w="50"/>
+              <w:left w:type="dxa" w:w="80"/>
+              <w:bottom w:type="dxa" w:w="50"/>
+              <w:right w:type="dxa" w:w="80"/>
+            </w:tcMar>
+          </w:tcPr>
+          <w:p>
+            <w:pPr>
+              <w:jc w:val="left"/>
+            </w:pPr>
+            <w:r>
+              <w:rPr>
+                <w:rFonts w:ascii="Microsoft YaHei" w:cs="Microsoft YaHei" w:eastAsia="Microsoft YaHei" w:hAnsi="Microsoft YaHei"/>
+                <w:color w:val="1a1a2e"/>
+                <w:sz w:val="20"/>
+                <w:szCs w:val="20"/>
+              </w:rPr>
+              <w:t xml:space="preserve">SSC上传人员简历（PDF/Word/图片，不超过2MB），云端永久保存</w:t>
+            </w:r>
+          </w:p>
+        </w:tc>
+        <w:tc>
+          <w:tcPr>
+            <w:tcMar>
+              <w:top w:type="dxa" w:w="50"/>
+              <w:left w:type="dxa" w:w="80"/>
+              <w:bottom w:type="dxa" w:w="50"/>
+              <w:right w:type="dxa" w:w="80"/>
+            </w:tcMar>
+          </w:tcPr>
+          <w:p>
+            <w:pPr>
+              <w:jc w:val="left"/>
+            </w:pPr>
+            <w:r>
+              <w:rPr>
+                <w:rFonts w:ascii="Microsoft YaHei" w:cs="Microsoft YaHei" w:eastAsia="Microsoft YaHei" w:hAnsi="Microsoft YaHei"/>
+                <w:color w:val="1a1a2e"/>
+                <w:sz w:val="20"/>
+                <w:szCs w:val="20"/>
+              </w:rPr>
+              <w:t xml:space="preserve">纸质简历电子化，随时调取，不随系统重启丢失</w:t>
+            </w:r>
+          </w:p>
+        </w:tc>
+      </w:tr>
+      <w:tr>
+        <w:tc>
+          <w:tcPr>
+            <w:shd w:fill="f5f7fa" w:color="auto" w:val="clear"/>
+            <w:tcMar>
+              <w:top w:type="dxa" w:w="50"/>
+              <w:left w:type="dxa" w:w="80"/>
+              <w:bottom w:type="dxa" w:w="50"/>
+              <w:right w:type="dxa" w:w="80"/>
+            </w:tcMar>
+          </w:tcPr>
+          <w:p>
+            <w:pPr>
+              <w:jc w:val="left"/>
+            </w:pPr>
+            <w:r>
+              <w:rPr>
+                <w:rFonts w:ascii="Microsoft YaHei" w:cs="Microsoft YaHei" w:eastAsia="Microsoft YaHei" w:hAnsi="Microsoft YaHei"/>
+                <w:b/>
+                <w:bCs/>
+                <w:color w:val="1a1a2e"/>
+                <w:sz w:val="20"/>
+                <w:szCs w:val="20"/>
+              </w:rPr>
+              <w:t xml:space="preserve">联系方式登记</w:t>
+            </w:r>
+          </w:p>
+        </w:tc>
+        <w:tc>
+          <w:tcPr>
+            <w:shd w:fill="f5f7fa" w:color="auto" w:val="clear"/>
+            <w:tcMar>
+              <w:top w:type="dxa" w:w="50"/>
+              <w:left w:type="dxa" w:w="80"/>
+              <w:bottom w:type="dxa" w:w="50"/>
+              <w:right w:type="dxa" w:w="80"/>
+            </w:tcMar>
+          </w:tcPr>
+          <w:p>
+            <w:pPr>
+              <w:jc w:val="left"/>
+            </w:pPr>
+            <w:r>
+              <w:rPr>
+                <w:rFonts w:ascii="Microsoft YaHei" w:cs="Microsoft YaHei" w:eastAsia="Microsoft YaHei" w:hAnsi="Microsoft YaHei"/>
+                <w:color w:val="1a1a2e"/>
+                <w:sz w:val="20"/>
+                <w:szCs w:val="20"/>
+              </w:rPr>
+              <w:t xml:space="preserve">行政登记电话/企微/私人微信</w:t>
+            </w:r>
+          </w:p>
+        </w:tc>
+        <w:tc>
+          <w:tcPr>
+            <w:shd w:fill="f5f7fa" w:color="auto" w:val="clear"/>
+            <w:tcMar>
+              <w:top w:type="dxa" w:w="50"/>
+              <w:left w:type="dxa" w:w="80"/>
+              <w:bottom w:type="dxa" w:w="50"/>
+              <w:right w:type="dxa" w:w="80"/>
+            </w:tcMar>
+          </w:tcPr>
+          <w:p>
+            <w:pPr>
+              <w:jc w:val="left"/>
+            </w:pPr>
+            <w:r>
+              <w:rPr>
+                <w:rFonts w:ascii="Microsoft YaHei" w:cs="Microsoft YaHei" w:eastAsia="Microsoft YaHei" w:hAnsi="Microsoft YaHei"/>
+                <w:color w:val="1a1a2e"/>
+                <w:sz w:val="20"/>
+                <w:szCs w:val="20"/>
+              </w:rPr>
+              <w:t xml:space="preserve">人员失联或异常时可快速取得联系</w:t>
+            </w:r>
+          </w:p>
+        </w:tc>
+      </w:tr>
+      <w:tr>
+        <w:tc>
+          <w:tcPr>
+            <w:tcMar>
+              <w:top w:type="dxa" w:w="50"/>
+              <w:left w:type="dxa" w:w="80"/>
+              <w:bottom w:type="dxa" w:w="50"/>
+              <w:right w:type="dxa" w:w="80"/>
+            </w:tcMar>
+          </w:tcPr>
+          <w:p>
+            <w:pPr>
+              <w:jc w:val="left"/>
+            </w:pPr>
+            <w:r>
+              <w:rPr>
+                <w:rFonts w:ascii="Microsoft YaHei" w:cs="Microsoft YaHei" w:eastAsia="Microsoft YaHei" w:hAnsi="Microsoft YaHei"/>
+                <w:b/>
+                <w:bCs/>
+                <w:color w:val="1a1a2e"/>
+                <w:sz w:val="20"/>
+                <w:szCs w:val="20"/>
+              </w:rPr>
+              <w:t xml:space="preserve">设备台账表格化</w:t>
+            </w:r>
+          </w:p>
+        </w:tc>
+        <w:tc>
+          <w:tcPr>
+            <w:tcMar>
+              <w:top w:type="dxa" w:w="50"/>
+              <w:left w:type="dxa" w:w="80"/>
+              <w:bottom w:type="dxa" w:w="50"/>
+              <w:right w:type="dxa" w:w="80"/>
+            </w:tcMar>
+          </w:tcPr>
+          <w:p>
+            <w:pPr>
+              <w:jc w:val="left"/>
+            </w:pPr>
+            <w:r>
+              <w:rPr>
+                <w:rFonts w:ascii="Microsoft YaHei" w:cs="Microsoft YaHei" w:eastAsia="Microsoft YaHei" w:hAnsi="Microsoft YaHei"/>
+                <w:color w:val="1a1a2e"/>
+                <w:sz w:val="20"/>
+                <w:szCs w:val="20"/>
+              </w:rPr>
+              <w:t xml:space="preserve">每台设备一行：花名/型号/品牌/序列号/企微账号/微信/其他账号</w:t>
+            </w:r>
+          </w:p>
+        </w:tc>
+        <w:tc>
+          <w:tcPr>
+            <w:tcMar>
+              <w:top w:type="dxa" w:w="50"/>
+              <w:left w:type="dxa" w:w="80"/>
+              <w:bottom w:type="dxa" w:w="50"/>
+              <w:right w:type="dxa" w:w="80"/>
+            </w:tcMar>
+          </w:tcPr>
+          <w:p>
+            <w:pPr>
+              <w:jc w:val="left"/>
+            </w:pPr>
+            <w:r>
+              <w:rPr>
+                <w:rFonts w:ascii="Microsoft YaHei" w:cs="Microsoft YaHei" w:eastAsia="Microsoft YaHei" w:hAnsi="Microsoft YaHei"/>
+                <w:color w:val="1a1a2e"/>
+                <w:sz w:val="20"/>
+                <w:szCs w:val="20"/>
+              </w:rPr>
+              <w:t xml:space="preserve">设备与账号一一绑定，离场交接有据可查</w:t>
+            </w:r>
+          </w:p>
+        </w:tc>
+      </w:tr>
+    </w:tbl>
     <w:p>
       <w:pPr>
         <w:spacing w:after="80" w:before="80"/>
@@ -376,7 +733,7 @@
                 <w:sz w:val="20"/>
                 <w:szCs w:val="20"/>
               </w:rPr>
-              <w:t xml:space="preserve">登记人员、录入设备</w:t>
+              <w:t xml:space="preserve">登记人员/联系方式/设备台账</w:t>
             </w:r>
           </w:p>
         </w:tc>
@@ -478,7 +835,7 @@
                 <w:sz w:val="20"/>
                 <w:szCs w:val="20"/>
               </w:rPr>
-              <w:t xml:space="preserve">薪资录入、跟进反馈、办理入职/结算</w:t>
+              <w:t xml:space="preserve">简历归档、薪资录入、跟进反馈、办理入职/结算</w:t>
             </w:r>
           </w:p>
         </w:tc>
@@ -867,7 +1224,7 @@
           <w:sz w:val="21"/>
           <w:szCs w:val="21"/>
         </w:rPr>
-        <w:t xml:space="preserve">问卷提交(@全员) -&gt; 行政登记(@青霖) -&gt; SSC录薪 -&gt; 到期跟进(@SSC) -&gt; 反馈结果(@HRD+@全员) -&gt; 入职/结算(@HRD+@SSC)</w:t>
+        <w:t xml:space="preserve">问卷提交(@全员) -&gt; 行政登记(@青霖) -&gt; SSC上传简历+录薪 -&gt; 到期跟进(@SSC) -&gt; 反馈结果(@HRD+@全员) -&gt; 入职/结算(@HRD+@SSC)</w:t>
       </w:r>
     </w:p>
     <w:p>
@@ -2220,7 +2577,7 @@
                 <w:sz w:val="20"/>
                 <w:szCs w:val="20"/>
               </w:rPr>
-              <w:t xml:space="preserve">姓名/带教/日期/设备/反馈/状态</w:t>
+              <w:t xml:space="preserve">姓名/带教/日期/联系方式/设备/简历/反馈/状态</w:t>
             </w:r>
           </w:p>
         </w:tc>
@@ -2669,7 +3026,7 @@
                 <w:sz w:val="20"/>
                 <w:szCs w:val="20"/>
               </w:rPr>
-              <w:t xml:space="preserve">设备信息、实操周期</w:t>
+              <w:t xml:space="preserve">联系方式、设备台账、实操周期</w:t>
             </w:r>
           </w:p>
         </w:tc>
@@ -2771,7 +3128,7 @@
                 <w:sz w:val="20"/>
                 <w:szCs w:val="20"/>
               </w:rPr>
-              <w:t xml:space="preserve">薪资、反馈、入职/结算</w:t>
+              <w:t xml:space="preserve">简历、薪资、反馈、入职/结算</w:t>
             </w:r>
           </w:p>
         </w:tc>
@@ -3592,7 +3949,7 @@
         <w:sz w:val="16"/>
         <w:szCs w:val="16"/>
       </w:rPr>
-      <w:t xml:space="preserve">领导决策摘要 v3.2</w:t>
+      <w:t xml:space="preserve">领导决策摘要 v3.3</w:t>
     </w:r>
   </w:p>
 </w:hdr>
